--- a/文件/比賽第二章042.docx
+++ b/文件/比賽第二章042.docx
@@ -177,21 +177,7 @@
               <w:rPr>
                 <w:color w:val="4C94D8" w:themeColor="text2" w:themeTint="80"/>
               </w:rPr>
-              <w:t>編輯</w:t>
-            </w:r>
-            <w:proofErr w:type="gramStart"/>
-            <w:r>
-              <w:rPr>
-                <w:color w:val="4C94D8" w:themeColor="text2" w:themeTint="80"/>
-              </w:rPr>
-              <w:t>一</w:t>
-            </w:r>
-            <w:proofErr w:type="gramEnd"/>
-            <w:r>
-              <w:rPr>
-                <w:color w:val="4C94D8" w:themeColor="text2" w:themeTint="80"/>
-              </w:rPr>
-              <w:t>鍵求助對象與預設求助訊息，並可查看已送出表單及其狀態</w:t>
+              <w:t>編輯一鍵求助對象與預設求助訊息，並可查看已送出表單及其狀態</w:t>
             </w:r>
             <w:r>
               <w:t>。</w:t>
@@ -317,16 +303,7 @@
           </w:tcPr>
           <w:p>
             <w:r>
-              <w:t>使用者可查看附近營業中的安全商家地圖，</w:t>
-            </w:r>
-            <w:r>
-              <w:rPr>
-                <w:color w:val="4C94D8" w:themeColor="text2" w:themeTint="80"/>
-              </w:rPr>
-              <w:t>並可直接點擊電話撥號</w:t>
-            </w:r>
-            <w:r>
-              <w:t>。</w:t>
+              <w:t>使用者可查看附近營業中的安全商家地圖。</w:t>
             </w:r>
           </w:p>
         </w:tc>
@@ -367,7 +344,16 @@
           </w:tcPr>
           <w:p>
             <w:r>
-              <w:t>使用者可搜尋地區或熱門聊天室、查詢已儲存聊天室，聊天室發言經</w:t>
+              <w:t>使用者可</w:t>
+            </w:r>
+            <w:r>
+              <w:rPr>
+                <w:color w:val="4C94D8" w:themeColor="text2" w:themeTint="80"/>
+              </w:rPr>
+              <w:t>搜尋地區或熱門聊天室、查詢已儲存聊天室</w:t>
+            </w:r>
+            <w:r>
+              <w:t>，聊天室發言經</w:t>
             </w:r>
             <w:r>
               <w:t xml:space="preserve"> AI </w:t>
@@ -414,42 +400,10 @@
           </w:tcPr>
           <w:p>
             <w:r>
-              <w:t>使用者可</w:t>
-            </w:r>
-            <w:r>
-              <w:rPr>
-                <w:rFonts w:hint="eastAsia"/>
-              </w:rPr>
-              <w:t>以</w:t>
-            </w:r>
-            <w:r>
-              <w:t>匿名發文，並可查詢</w:t>
-            </w:r>
-            <w:r>
-              <w:rPr>
-                <w:rFonts w:hint="eastAsia"/>
-              </w:rPr>
-              <w:t>和按</w:t>
-            </w:r>
-            <w:proofErr w:type="gramStart"/>
-            <w:r>
-              <w:rPr>
-                <w:rFonts w:hint="eastAsia"/>
-              </w:rPr>
-              <w:t>讚</w:t>
-            </w:r>
-            <w:proofErr w:type="gramEnd"/>
-            <w:r>
-              <w:t>已發布</w:t>
-            </w:r>
-            <w:r>
-              <w:rPr>
-                <w:rFonts w:hint="eastAsia"/>
-              </w:rPr>
-              <w:t>的</w:t>
-            </w:r>
-            <w:r>
-              <w:t>文章。</w:t>
+              <w:rPr>
+                <w:rFonts w:hint="eastAsia"/>
+              </w:rPr>
+              <w:t>使用者可匿名發文、預覽與送出內容，瀏覽貼文列表，對貼文按讚、收藏、展開全文，並可編輯或刪除自己的貼文。</w:t>
             </w:r>
           </w:p>
         </w:tc>
@@ -570,21 +524,7 @@
               <w:rPr>
                 <w:rFonts w:hint="eastAsia"/>
               </w:rPr>
-              <w:t>防</w:t>
-            </w:r>
-            <w:proofErr w:type="gramStart"/>
-            <w:r>
-              <w:rPr>
-                <w:rFonts w:hint="eastAsia"/>
-              </w:rPr>
-              <w:t>騷</w:t>
-            </w:r>
-            <w:proofErr w:type="gramEnd"/>
-            <w:r>
-              <w:rPr>
-                <w:rFonts w:hint="eastAsia"/>
-              </w:rPr>
-              <w:t>指南</w:t>
+              <w:t>防騷指南</w:t>
             </w:r>
           </w:p>
         </w:tc>
@@ -605,21 +545,7 @@
               <w:rPr>
                 <w:rFonts w:hint="eastAsia"/>
               </w:rPr>
-              <w:t>、</w:t>
-            </w:r>
-            <w:proofErr w:type="gramStart"/>
-            <w:r>
-              <w:rPr>
-                <w:rFonts w:hint="eastAsia"/>
-              </w:rPr>
-              <w:t>線上報案</w:t>
-            </w:r>
-            <w:proofErr w:type="gramEnd"/>
-            <w:r>
-              <w:rPr>
-                <w:rFonts w:hint="eastAsia"/>
-              </w:rPr>
-              <w:t>、</w:t>
+              <w:t>、線上報案、</w:t>
             </w:r>
             <w:r>
               <w:t>查詢各地警察局</w:t>
@@ -686,8 +612,8 @@
       </w:tblPr>
       <w:tblGrid>
         <w:gridCol w:w="620"/>
-        <w:gridCol w:w="936"/>
-        <w:gridCol w:w="6750"/>
+        <w:gridCol w:w="1274"/>
+        <w:gridCol w:w="6412"/>
       </w:tblGrid>
       <w:tr>
         <w:trPr>
@@ -825,28 +751,55 @@
             <w:hideMark/>
           </w:tcPr>
           <w:p>
-            <w:r>
-              <w:t>會員管理</w:t>
-            </w:r>
-          </w:p>
-        </w:tc>
-        <w:tc>
-          <w:tcPr>
-            <w:tcW w:w="0" w:type="auto"/>
-            <w:vAlign w:val="center"/>
-            <w:hideMark/>
-          </w:tcPr>
-          <w:p>
-            <w:r>
-              <w:t>管理員可對用戶帳號與標</w:t>
-            </w:r>
-            <w:proofErr w:type="gramStart"/>
-            <w:r>
-              <w:t>註</w:t>
-            </w:r>
-            <w:proofErr w:type="gramEnd"/>
-            <w:r>
-              <w:t>進行新增、查詢、修改及刪除操作。</w:t>
+            <w:pPr>
+              <w:rPr>
+                <w:rFonts w:hint="eastAsia"/>
+              </w:rPr>
+            </w:pPr>
+            <w:r>
+              <w:rPr>
+                <w:rFonts w:hint="eastAsia"/>
+              </w:rPr>
+              <w:t>使用者驗證與權限控管</w:t>
+            </w:r>
+          </w:p>
+        </w:tc>
+        <w:tc>
+          <w:tcPr>
+            <w:tcW w:w="0" w:type="auto"/>
+            <w:vAlign w:val="center"/>
+            <w:hideMark/>
+          </w:tcPr>
+          <w:p>
+            <w:r>
+              <w:rPr>
+                <w:rFonts w:hint="eastAsia"/>
+              </w:rPr>
+              <w:t>系統需串接</w:t>
+            </w:r>
+            <w:r>
+              <w:rPr>
+                <w:rFonts w:hint="eastAsia"/>
+              </w:rPr>
+              <w:t xml:space="preserve"> Django </w:t>
+            </w:r>
+            <w:r>
+              <w:rPr>
+                <w:rFonts w:hint="eastAsia"/>
+              </w:rPr>
+              <w:t>使用者系統驗證登入者身份，並根據權限限制操作行為（如僅能編輯</w:t>
+            </w:r>
+            <w:r>
+              <w:rPr>
+                <w:rFonts w:hint="eastAsia"/>
+              </w:rPr>
+              <w:t>/</w:t>
+            </w:r>
+            <w:r>
+              <w:rPr>
+                <w:rFonts w:hint="eastAsia"/>
+              </w:rPr>
+              <w:t>刪除自己的貼文）。</w:t>
             </w:r>
           </w:p>
         </w:tc>
@@ -887,7 +840,16 @@
           </w:tcPr>
           <w:p>
             <w:r>
-              <w:t>管理員可審核事件地圖與商家地圖表單，並可將表單移入封存資料表。</w:t>
+              <w:t>管理員可審核事件地圖與商家地圖表單，並可將表單存</w:t>
+            </w:r>
+            <w:r>
+              <w:rPr>
+                <w:rFonts w:hint="eastAsia"/>
+              </w:rPr>
+              <w:t>入</w:t>
+            </w:r>
+            <w:r>
+              <w:t>資料表。</w:t>
             </w:r>
           </w:p>
         </w:tc>
@@ -935,6 +897,367 @@
           <w:p>
             <w:r>
               <w:t>管理員可對安全資訊進行新增、查詢、修改及刪除，並可增加圖片、按鈕及連結到相關網頁。</w:t>
+            </w:r>
+          </w:p>
+        </w:tc>
+      </w:tr>
+      <w:tr>
+        <w:trPr>
+          <w:tblCellSpacing w:w="15" w:type="dxa"/>
+        </w:trPr>
+        <w:tc>
+          <w:tcPr>
+            <w:tcW w:w="0" w:type="auto"/>
+            <w:vAlign w:val="center"/>
+          </w:tcPr>
+          <w:p>
+            <w:pPr>
+              <w:rPr>
+                <w:rFonts w:hint="eastAsia"/>
+              </w:rPr>
+            </w:pPr>
+            <w:r>
+              <w:rPr>
+                <w:rFonts w:hint="eastAsia"/>
+              </w:rPr>
+              <w:t>BFR5</w:t>
+            </w:r>
+          </w:p>
+        </w:tc>
+        <w:tc>
+          <w:tcPr>
+            <w:tcW w:w="0" w:type="auto"/>
+            <w:vAlign w:val="center"/>
+          </w:tcPr>
+          <w:p>
+            <w:pPr>
+              <w:rPr>
+                <w:rFonts w:hint="eastAsia"/>
+              </w:rPr>
+            </w:pPr>
+            <w:r>
+              <w:rPr>
+                <w:rFonts w:hint="eastAsia"/>
+              </w:rPr>
+              <w:t>交流區管理</w:t>
+            </w:r>
+          </w:p>
+        </w:tc>
+        <w:tc>
+          <w:tcPr>
+            <w:tcW w:w="0" w:type="auto"/>
+            <w:vAlign w:val="center"/>
+          </w:tcPr>
+          <w:p>
+            <w:pPr>
+              <w:rPr>
+                <w:rFonts w:hint="eastAsia"/>
+              </w:rPr>
+            </w:pPr>
+            <w:r>
+              <w:t>所有發文資料皆需儲存於資料庫包含：發文者帳號、時間、標題、內容、背景顏色與頭像設定</w:t>
+            </w:r>
+            <w:r>
+              <w:rPr>
+                <w:rFonts w:hint="eastAsia"/>
+              </w:rPr>
+              <w:t>，</w:t>
+            </w:r>
+            <w:r>
+              <w:rPr>
+                <w:rFonts w:hint="eastAsia"/>
+              </w:rPr>
+              <w:t>並</w:t>
+            </w:r>
+            <w:r>
+              <w:t>記錄每篇貼文的按讚數</w:t>
+            </w:r>
+            <w:r>
+              <w:t>。</w:t>
+            </w:r>
+          </w:p>
+        </w:tc>
+      </w:tr>
+      <w:tr>
+        <w:trPr>
+          <w:tblCellSpacing w:w="15" w:type="dxa"/>
+        </w:trPr>
+        <w:tc>
+          <w:tcPr>
+            <w:tcW w:w="0" w:type="auto"/>
+            <w:vAlign w:val="center"/>
+          </w:tcPr>
+          <w:p>
+            <w:pPr>
+              <w:rPr>
+                <w:rFonts w:hint="eastAsia"/>
+              </w:rPr>
+            </w:pPr>
+            <w:r>
+              <w:rPr>
+                <w:rFonts w:hint="eastAsia"/>
+              </w:rPr>
+              <w:t>BFR6</w:t>
+            </w:r>
+          </w:p>
+        </w:tc>
+        <w:tc>
+          <w:tcPr>
+            <w:tcW w:w="0" w:type="auto"/>
+            <w:vAlign w:val="center"/>
+          </w:tcPr>
+          <w:p>
+            <w:pPr>
+              <w:rPr>
+                <w:rFonts w:hint="eastAsia"/>
+              </w:rPr>
+            </w:pPr>
+            <w:r>
+              <w:rPr>
+                <w:rFonts w:hint="eastAsia"/>
+              </w:rPr>
+              <w:t>交流區驗證</w:t>
+            </w:r>
+          </w:p>
+        </w:tc>
+        <w:tc>
+          <w:tcPr>
+            <w:tcW w:w="0" w:type="auto"/>
+            <w:vAlign w:val="center"/>
+          </w:tcPr>
+          <w:p>
+            <w:r>
+              <w:t>系統需檢查貼文是否符合格式限制與安全條件（如防止</w:t>
+            </w:r>
+            <w:r>
+              <w:t xml:space="preserve"> XSS</w:t>
+            </w:r>
+            <w:r>
+              <w:t>）。</w:t>
+            </w:r>
+          </w:p>
+        </w:tc>
+      </w:tr>
+      <w:tr>
+        <w:trPr>
+          <w:tblCellSpacing w:w="15" w:type="dxa"/>
+        </w:trPr>
+        <w:tc>
+          <w:tcPr>
+            <w:tcW w:w="0" w:type="auto"/>
+            <w:vAlign w:val="center"/>
+          </w:tcPr>
+          <w:p>
+            <w:pPr>
+              <w:rPr>
+                <w:rFonts w:hint="eastAsia"/>
+              </w:rPr>
+            </w:pPr>
+            <w:r>
+              <w:rPr>
+                <w:rFonts w:hint="eastAsia"/>
+              </w:rPr>
+              <w:t>BFR7</w:t>
+            </w:r>
+          </w:p>
+        </w:tc>
+        <w:tc>
+          <w:tcPr>
+            <w:tcW w:w="0" w:type="auto"/>
+            <w:vAlign w:val="center"/>
+          </w:tcPr>
+          <w:p>
+            <w:pPr>
+              <w:rPr>
+                <w:rFonts w:hint="eastAsia"/>
+              </w:rPr>
+            </w:pPr>
+            <w:r>
+              <w:rPr>
+                <w:rFonts w:hint="eastAsia"/>
+              </w:rPr>
+              <w:t>聊天室匿名訊息處理</w:t>
+            </w:r>
+          </w:p>
+        </w:tc>
+        <w:tc>
+          <w:tcPr>
+            <w:tcW w:w="0" w:type="auto"/>
+            <w:vAlign w:val="center"/>
+          </w:tcPr>
+          <w:p>
+            <w:pPr>
+              <w:rPr>
+                <w:rFonts w:hint="eastAsia"/>
+              </w:rPr>
+            </w:pPr>
+            <w:r>
+              <w:t>聊天室能即時</w:t>
+            </w:r>
+            <w:r>
+              <w:rPr>
+                <w:rFonts w:hint="eastAsia"/>
+              </w:rPr>
+              <w:t>傳遞和</w:t>
+            </w:r>
+            <w:r>
+              <w:t>接收訊息，後端需儲存歷史紀錄（可設保留上限）</w:t>
+            </w:r>
+            <w:r>
+              <w:rPr>
+                <w:color w:val="4C94D8" w:themeColor="text2" w:themeTint="80"/>
+              </w:rPr>
+              <w:t>，並能防止不當用語或惡意灌水</w:t>
+            </w:r>
+            <w:r>
+              <w:t>。</w:t>
+            </w:r>
+          </w:p>
+        </w:tc>
+      </w:tr>
+      <w:tr>
+        <w:trPr>
+          <w:tblCellSpacing w:w="15" w:type="dxa"/>
+        </w:trPr>
+        <w:tc>
+          <w:tcPr>
+            <w:tcW w:w="0" w:type="auto"/>
+            <w:vAlign w:val="center"/>
+          </w:tcPr>
+          <w:p>
+            <w:pPr>
+              <w:rPr>
+                <w:rFonts w:hint="eastAsia"/>
+              </w:rPr>
+            </w:pPr>
+            <w:r>
+              <w:t>BFR8</w:t>
+            </w:r>
+          </w:p>
+        </w:tc>
+        <w:tc>
+          <w:tcPr>
+            <w:tcW w:w="0" w:type="auto"/>
+            <w:vAlign w:val="center"/>
+          </w:tcPr>
+          <w:p>
+            <w:pPr>
+              <w:rPr>
+                <w:rFonts w:hint="eastAsia"/>
+              </w:rPr>
+            </w:pPr>
+            <w:r>
+              <w:rPr>
+                <w:rFonts w:hint="eastAsia"/>
+              </w:rPr>
+              <w:t>資料安全與輸入防護</w:t>
+            </w:r>
+          </w:p>
+        </w:tc>
+        <w:tc>
+          <w:tcPr>
+            <w:tcW w:w="0" w:type="auto"/>
+            <w:vAlign w:val="center"/>
+          </w:tcPr>
+          <w:p>
+            <w:pPr>
+              <w:rPr>
+                <w:rFonts w:hint="eastAsia"/>
+              </w:rPr>
+            </w:pPr>
+            <w:r>
+              <w:t>系統所有輸入欄位需通過防止</w:t>
+            </w:r>
+            <w:r>
+              <w:t xml:space="preserve"> SQL Injection </w:t>
+            </w:r>
+            <w:r>
+              <w:t>與</w:t>
+            </w:r>
+            <w:r>
+              <w:t xml:space="preserve"> XSS </w:t>
+            </w:r>
+            <w:r>
+              <w:t>檢查，並針對自由輸入區使用</w:t>
+            </w:r>
+            <w:r>
+              <w:t xml:space="preserve"> bleach </w:t>
+            </w:r>
+            <w:r>
+              <w:t>等清洗工具進行過濾。</w:t>
+            </w:r>
+          </w:p>
+        </w:tc>
+      </w:tr>
+      <w:tr>
+        <w:trPr>
+          <w:tblCellSpacing w:w="15" w:type="dxa"/>
+        </w:trPr>
+        <w:tc>
+          <w:tcPr>
+            <w:tcW w:w="0" w:type="auto"/>
+            <w:vAlign w:val="center"/>
+          </w:tcPr>
+          <w:p>
+            <w:pPr>
+              <w:rPr>
+                <w:rFonts w:hint="eastAsia"/>
+                <w:color w:val="4C94D8" w:themeColor="text2" w:themeTint="80"/>
+              </w:rPr>
+            </w:pPr>
+            <w:r>
+              <w:rPr>
+                <w:color w:val="4C94D8" w:themeColor="text2" w:themeTint="80"/>
+              </w:rPr>
+              <w:t>BFR</w:t>
+            </w:r>
+            <w:r>
+              <w:rPr>
+                <w:rFonts w:hint="eastAsia"/>
+                <w:color w:val="4C94D8" w:themeColor="text2" w:themeTint="80"/>
+              </w:rPr>
+              <w:t>9</w:t>
+            </w:r>
+          </w:p>
+        </w:tc>
+        <w:tc>
+          <w:tcPr>
+            <w:tcW w:w="0" w:type="auto"/>
+            <w:vAlign w:val="center"/>
+          </w:tcPr>
+          <w:p>
+            <w:pPr>
+              <w:rPr>
+                <w:rFonts w:hint="eastAsia"/>
+                <w:color w:val="4C94D8" w:themeColor="text2" w:themeTint="80"/>
+              </w:rPr>
+            </w:pPr>
+            <w:r>
+              <w:rPr>
+                <w:rFonts w:hint="eastAsia"/>
+                <w:color w:val="4C94D8" w:themeColor="text2" w:themeTint="80"/>
+              </w:rPr>
+              <w:t>管理介面與資料總覽</w:t>
+            </w:r>
+          </w:p>
+        </w:tc>
+        <w:tc>
+          <w:tcPr>
+            <w:tcW w:w="0" w:type="auto"/>
+            <w:vAlign w:val="center"/>
+          </w:tcPr>
+          <w:p>
+            <w:pPr>
+              <w:rPr>
+                <w:color w:val="4C94D8" w:themeColor="text2" w:themeTint="80"/>
+              </w:rPr>
+            </w:pPr>
+            <w:r>
+              <w:rPr>
+                <w:rFonts w:hint="eastAsia"/>
+                <w:color w:val="4C94D8" w:themeColor="text2" w:themeTint="80"/>
+              </w:rPr>
+              <w:t>提供後台介面供管理者瀏覽系統內所有可疑事件、貼文與店家資料，並可進行查詢、編輯與刪除操作。</w:t>
             </w:r>
           </w:p>
         </w:tc>
@@ -1554,6 +1877,7 @@
   <w:style w:type="character" w:default="1" w:styleId="a0">
     <w:name w:val="Default Paragraph Font"/>
     <w:uiPriority w:val="1"/>
+    <w:semiHidden/>
     <w:unhideWhenUsed/>
   </w:style>
   <w:style w:type="table" w:default="1" w:styleId="a1">
